--- a/reports/r0107.docx
+++ b/reports/r0107.docx
@@ -45,7 +45,7 @@
           <w:color w:val="000000"/>
           <w:sz w:val="21"/>
         </w:rPr>
-        <w:t>■ 东莞经济总量列广东省第四位，人均GDP约11.94万元、人均经济实力居全省前列，经济增速由2.87%回升至4.00%、动能边际改善；固定资产投资最新增速1.30%，经济运行总体平稳。【待补充：东莞市的行政与战略定位、支柱产业及龙头企业（数据库未覆盖，需人工补充）】</w:t>
+        <w:t>■ 东莞作为广东省下辖地级市，经济总量列广东省第四位，人均GDP约11.94万元、人均经济实力居全省前列，经济增速由2.87%回升至4.00%、动能边际改善；固定资产投资最新增速1.30%，经济运行总体平稳。</w:t>
       </w:r>
     </w:p>
     <w:p>
@@ -75,7 +75,7 @@
           <w:color w:val="000000"/>
           <w:sz w:val="21"/>
         </w:rPr>
-        <w:t>产业结构方面，2025年东莞市三次产业结构为0.3:56.1:43.6。【待补充：支柱产业、主要龙头企业、对外贸易等定性描述（数据库未覆盖）】</w:t>
+        <w:t>产业结构方面，2025年东莞市三次产业结构为0.3:56.1:43.6，以电子信息、电气机械、智能制造为支柱，是全球重要的电子信息制造基地，聚集华为终端、OPPO、vivo等企业。</w:t>
       </w:r>
     </w:p>
     <w:p>
